--- a/pr-preview/pr-348/chapters/citations-evidence-tracked-changes.docx
+++ b/pr-preview/pr-348/chapters/citations-evidence-tracked-changes.docx
@@ -26,7 +26,7 @@
       </w:pPr>
       <w:ins w:id="2" w:author="PR Preview" w:date="2026-01-01T00:00:00Z">
         <w:r>
-          <w:t xml:space="preserve">Last modified: 2026-10-25 11:08:36 (PDT)</w:t>
+          <w:t xml:space="preserve">Last modified: 2026-10-25 11:31:24 (PDT)</w:t>
         </w:r>
       </w:ins>
     </w:p>
@@ -2536,7 +2536,7 @@
       </w:pPr>
       <w:ins w:id="9" w:author="PR Preview" w:date="2026-01-01T00:00:00Z">
         <w:r>
-          <w:t xml:space="preserve">a reference back to earlier content,</w:t>
+          <w:t xml:space="preserve">a back-reference,</w:t>
         </w:r>
       </w:ins>
       <w:ins w:id="10" w:author="PR Preview" w:date="2026-01-01T00:00:00Z">
@@ -2591,7 +2591,7 @@
       </w:ins>
       <w:ins w:id="20" w:author="PR Preview" w:date="2026-01-01T00:00:00Z">
         <w:r>
-          <w:t xml:space="preserve">to that content.</w:t>
+          <w:t xml:space="preserve">to the content that it points back to.</w:t>
         </w:r>
       </w:ins>
     </w:p>
@@ -2621,7 +2621,7 @@
       </w:ins>
       <w:ins w:id="25" w:author="PR Preview" w:date="2026-01-01T00:00:00Z">
         <w:r>
-          <w:t xml:space="preserve">can jump to the content a reference points back to only if the reference is a link.</w:t>
+          <w:t xml:space="preserve">can jump to the content that a back-reference points to only if the back-reference is a link.</w:t>
         </w:r>
       </w:ins>
       <w:ins w:id="26" w:author="PR Preview" w:date="2026-01-01T00:00:00Z">
@@ -2805,7 +2805,7 @@
             <w:rPr>
               <w:rStyle w:val="Hyperlink"/>
             </w:rPr>
-            <w:t xml:space="preserve">logistic regression model</w:t>
+            <w:t xml:space="preserve">logistic regression</w:t>
           </w:r>
         </w:ins>
       </w:hyperlink>
@@ -2816,6 +2816,16 @@
       </w:ins>
       <w:ins w:id="58" w:author="PR Preview" w:date="2026-01-01T00:00:00Z">
         <w:r>
+          <w:t xml:space="preserve">model</w:t>
+        </w:r>
+      </w:ins>
+      <w:ins w:id="59" w:author="PR Preview" w:date="2026-01-01T00:00:00Z">
+        <w:r>
+          <w:t xml:space="preserve"> </w:t>
+        </w:r>
+      </w:ins>
+      <w:ins w:id="60" w:author="PR Preview" w:date="2026-01-01T00:00:00Z">
+        <w:r>
           <w:t xml:space="preserve">is a product of Bernoulli probabilities.</w:t>
         </w:r>
       </w:ins>
@@ -2824,7 +2834,7 @@
       <w:pPr>
         <w:pStyle w:val="FirstParagraph"/>
       </w:pPr>
-      <w:ins w:id="59" w:author="PR Preview" w:date="2026-01-01T00:00:00Z">
+      <w:ins w:id="61" w:author="PR Preview" w:date="2026-01-01T00:00:00Z">
         <w:r>
           <w:t xml:space="preserve">In the ✅ version, the link takes the reader to the model’s definition.</w:t>
         </w:r>
@@ -2955,7 +2965,7 @@
       <w:pPr>
         <w:pStyle w:val="FirstParagraph"/>
       </w:pPr>
-      <w:del w:id="60" w:author="PR Preview" w:date="2026-01-01T00:00:00Z">
+      <w:del w:id="62" w:author="PR Preview" w:date="2026-01-01T00:00:00Z">
         <w:r>
           <w:rPr>
             <w:b/>
@@ -2964,12 +2974,12 @@
           <w:delText xml:space="preserve">Example 2 (Adding links a reader would use)</w:delText>
         </w:r>
       </w:del>
-      <w:del w:id="61" w:author="PR Preview" w:date="2026-01-01T00:00:00Z">
+      <w:del w:id="63" w:author="PR Preview" w:date="2026-01-01T00:00:00Z">
         <w:r>
           <w:delText xml:space="preserve"> </w:delText>
         </w:r>
       </w:del>
-      <w:del w:id="62" w:author="PR Preview" w:date="2026-01-01T00:00:00Z">
+      <w:del w:id="64" w:author="PR Preview" w:date="2026-01-01T00:00:00Z">
         <w:r>
           <w:delText xml:space="preserve"> </w:delText>
         </w:r>
@@ -2979,7 +2989,7 @@
       <w:pPr>
         <w:pStyle w:val="FirstParagraph"/>
       </w:pPr>
-      <w:ins w:id="63" w:author="PR Preview" w:date="2026-01-01T00:00:00Z">
+      <w:ins w:id="65" w:author="PR Preview" w:date="2026-01-01T00:00:00Z">
         <w:r>
           <w:rPr>
             <w:b/>
@@ -2988,12 +2998,12 @@
           <w:t xml:space="preserve">Example 3 (Adding links a reader would use)</w:t>
         </w:r>
       </w:ins>
-      <w:ins w:id="64" w:author="PR Preview" w:date="2026-01-01T00:00:00Z">
+      <w:ins w:id="66" w:author="PR Preview" w:date="2026-01-01T00:00:00Z">
         <w:r>
           <w:t xml:space="preserve"> </w:t>
         </w:r>
       </w:ins>
-      <w:ins w:id="65" w:author="PR Preview" w:date="2026-01-01T00:00:00Z">
+      <w:ins w:id="67" w:author="PR Preview" w:date="2026-01-01T00:00:00Z">
         <w:r>
           <w:t xml:space="preserve"> </w:t>
         </w:r>
@@ -3341,7 +3351,7 @@
       <w:pPr>
         <w:pStyle w:val="FirstParagraph"/>
       </w:pPr>
-      <w:del w:id="66" w:author="PR Preview" w:date="2026-01-01T00:00:00Z">
+      <w:del w:id="68" w:author="PR Preview" w:date="2026-01-01T00:00:00Z">
         <w:r>
           <w:rPr>
             <w:b/>
@@ -3350,12 +3360,12 @@
           <w:delText xml:space="preserve">Example 3 (Citing a definition’s Wikipedia article)</w:delText>
         </w:r>
       </w:del>
-      <w:del w:id="67" w:author="PR Preview" w:date="2026-01-01T00:00:00Z">
+      <w:del w:id="69" w:author="PR Preview" w:date="2026-01-01T00:00:00Z">
         <w:r>
           <w:delText xml:space="preserve"> </w:delText>
         </w:r>
       </w:del>
-      <w:del w:id="68" w:author="PR Preview" w:date="2026-01-01T00:00:00Z">
+      <w:del w:id="70" w:author="PR Preview" w:date="2026-01-01T00:00:00Z">
         <w:r>
           <w:delText xml:space="preserve"> </w:delText>
         </w:r>
@@ -3365,7 +3375,7 @@
       <w:pPr>
         <w:pStyle w:val="FirstParagraph"/>
       </w:pPr>
-      <w:ins w:id="69" w:author="PR Preview" w:date="2026-01-01T00:00:00Z">
+      <w:ins w:id="71" w:author="PR Preview" w:date="2026-01-01T00:00:00Z">
         <w:r>
           <w:rPr>
             <w:b/>
@@ -3374,12 +3384,12 @@
           <w:t xml:space="preserve">Example 4 (Citing a definition’s Wikipedia article)</w:t>
         </w:r>
       </w:ins>
-      <w:ins w:id="70" w:author="PR Preview" w:date="2026-01-01T00:00:00Z">
+      <w:ins w:id="72" w:author="PR Preview" w:date="2026-01-01T00:00:00Z">
         <w:r>
           <w:t xml:space="preserve"> </w:t>
         </w:r>
       </w:ins>
-      <w:ins w:id="71" w:author="PR Preview" w:date="2026-01-01T00:00:00Z">
+      <w:ins w:id="73" w:author="PR Preview" w:date="2026-01-01T00:00:00Z">
         <w:r>
           <w:t xml:space="preserve"> </w:t>
         </w:r>
@@ -3695,7 +3705,7 @@
       <w:pPr>
         <w:pStyle w:val="BodyText"/>
       </w:pPr>
-      <w:del w:id="72" w:author="PR Preview" w:date="2026-01-01T00:00:00Z">
+      <w:del w:id="74" w:author="PR Preview" w:date="2026-01-01T00:00:00Z">
         <w:r>
           <w:rPr>
             <w:b/>
@@ -3704,12 +3714,12 @@
           <w:delText xml:space="preserve">Example 4 (Citing one source once in a definition)</w:delText>
         </w:r>
       </w:del>
-      <w:del w:id="73" w:author="PR Preview" w:date="2026-01-01T00:00:00Z">
+      <w:del w:id="75" w:author="PR Preview" w:date="2026-01-01T00:00:00Z">
         <w:r>
           <w:delText xml:space="preserve"> </w:delText>
         </w:r>
       </w:del>
-      <w:del w:id="74" w:author="PR Preview" w:date="2026-01-01T00:00:00Z">
+      <w:del w:id="76" w:author="PR Preview" w:date="2026-01-01T00:00:00Z">
         <w:r>
           <w:delText xml:space="preserve"> </w:delText>
         </w:r>
@@ -3719,7 +3729,7 @@
       <w:pPr>
         <w:pStyle w:val="BodyText"/>
       </w:pPr>
-      <w:ins w:id="75" w:author="PR Preview" w:date="2026-01-01T00:00:00Z">
+      <w:ins w:id="77" w:author="PR Preview" w:date="2026-01-01T00:00:00Z">
         <w:r>
           <w:rPr>
             <w:b/>
@@ -3728,12 +3738,12 @@
           <w:t xml:space="preserve">Example 5 (Citing one source once in a definition)</w:t>
         </w:r>
       </w:ins>
-      <w:ins w:id="76" w:author="PR Preview" w:date="2026-01-01T00:00:00Z">
+      <w:ins w:id="78" w:author="PR Preview" w:date="2026-01-01T00:00:00Z">
         <w:r>
           <w:t xml:space="preserve"> </w:t>
         </w:r>
       </w:ins>
-      <w:ins w:id="77" w:author="PR Preview" w:date="2026-01-01T00:00:00Z">
+      <w:ins w:id="79" w:author="PR Preview" w:date="2026-01-01T00:00:00Z">
         <w:r>
           <w:t xml:space="preserve"> </w:t>
         </w:r>
@@ -4628,7 +4638,7 @@
       <w:pPr>
         <w:pStyle w:val="BodyText"/>
       </w:pPr>
-      <w:del w:id="78" w:author="PR Preview" w:date="2026-01-01T00:00:00Z">
+      <w:del w:id="80" w:author="PR Preview" w:date="2026-01-01T00:00:00Z">
         <w:r>
           <w:rPr>
             <w:b/>
@@ -4637,12 +4647,12 @@
           <w:delText xml:space="preserve">Example 5 (Crediting Chebyshev’s inequality)</w:delText>
         </w:r>
       </w:del>
-      <w:del w:id="79" w:author="PR Preview" w:date="2026-01-01T00:00:00Z">
+      <w:del w:id="81" w:author="PR Preview" w:date="2026-01-01T00:00:00Z">
         <w:r>
           <w:delText xml:space="preserve"> </w:delText>
         </w:r>
       </w:del>
-      <w:del w:id="80" w:author="PR Preview" w:date="2026-01-01T00:00:00Z">
+      <w:del w:id="82" w:author="PR Preview" w:date="2026-01-01T00:00:00Z">
         <w:r>
           <w:delText xml:space="preserve"> </w:delText>
         </w:r>
@@ -4652,7 +4662,7 @@
       <w:pPr>
         <w:pStyle w:val="BodyText"/>
       </w:pPr>
-      <w:ins w:id="81" w:author="PR Preview" w:date="2026-01-01T00:00:00Z">
+      <w:ins w:id="83" w:author="PR Preview" w:date="2026-01-01T00:00:00Z">
         <w:r>
           <w:rPr>
             <w:b/>
@@ -4661,12 +4671,12 @@
           <w:t xml:space="preserve">Example 6 (Crediting Chebyshev’s inequality)</w:t>
         </w:r>
       </w:ins>
-      <w:ins w:id="82" w:author="PR Preview" w:date="2026-01-01T00:00:00Z">
+      <w:ins w:id="84" w:author="PR Preview" w:date="2026-01-01T00:00:00Z">
         <w:r>
           <w:t xml:space="preserve"> </w:t>
         </w:r>
       </w:ins>
-      <w:ins w:id="83" w:author="PR Preview" w:date="2026-01-01T00:00:00Z">
+      <w:ins w:id="85" w:author="PR Preview" w:date="2026-01-01T00:00:00Z">
         <w:r>
           <w:t xml:space="preserve"> </w:t>
         </w:r>

--- a/pr-preview/pr-348/chapters/citations-evidence-tracked-changes.docx
+++ b/pr-preview/pr-348/chapters/citations-evidence-tracked-changes.docx
@@ -26,7 +26,7 @@
       </w:pPr>
       <w:ins w:id="2" w:author="PR Preview" w:date="2026-01-01T00:00:00Z">
         <w:r>
-          <w:t xml:space="preserve">Last modified: 2026-10-25 11:31:24 (PDT)</w:t>
+          <w:t xml:space="preserve">Last modified: 2026-10-25 19:32:48 (PDT)</w:t>
         </w:r>
       </w:ins>
     </w:p>
@@ -2641,7 +2641,7 @@
       </w:ins>
       <w:ins w:id="29" w:author="PR Preview" w:date="2026-01-01T00:00:00Z">
         <w:r>
-          <w:t xml:space="preserve">once per paragraph, as the exceptions below allow.</w:t>
+          <w:t xml:space="preserve">once per paragraph.</w:t>
         </w:r>
       </w:ins>
       <w:ins w:id="30" w:author="PR Preview" w:date="2026-01-01T00:00:00Z">
@@ -4660,9 +4660,94 @@
     </w:p>
     <w:p>
       <w:pPr>
+        <w:pStyle w:val="BlockText"/>
+      </w:pPr>
+      <w:del w:id="83" w:author="PR Preview" w:date="2026-01-01T00:00:00Z">
+        <w:r>
+          <w:delText xml:space="preserve">❌ Chebyshev’s inequality says that …</w:delText>
+        </w:r>
+      </w:del>
+    </w:p>
+    <w:p>
+      <w:pPr>
+        <w:pStyle w:val="BlockText"/>
+      </w:pPr>
+      <w:del w:id="84" w:author="PR Preview" w:date="2026-01-01T00:00:00Z">
+        <w:r>
+          <w:delText xml:space="preserve">✅ Chebyshev’s inequality says that …</w:delText>
+        </w:r>
+      </w:del>
+      <w:del w:id="85" w:author="PR Preview" w:date="2026-01-01T00:00:00Z">
+        <w:r>
+          <w:delText xml:space="preserve"> </w:delText>
+        </w:r>
+      </w:del>
+      <w:del w:id="86" w:author="PR Preview" w:date="2026-01-01T00:00:00Z">
+        <w:r>
+          <w:delText xml:space="preserve">Bienaymé derived the bound</w:delText>
+        </w:r>
+      </w:del>
+      <w:del w:id="87" w:author="PR Preview" w:date="2026-01-01T00:00:00Z">
+        <w:r>
+          <w:delText xml:space="preserve"> </w:delText>
+        </w:r>
+      </w:del>
+      <w:del w:id="88" w:author="PR Preview" w:date="2026-01-01T00:00:00Z">
+        <w:r>
+          <w:delText xml:space="preserve">(Bienaymé 1853)</w:delText>
+        </w:r>
+      </w:del>
+      <w:del w:id="89" w:author="PR Preview" w:date="2026-01-01T00:00:00Z">
+        <w:r>
+          <w:delText xml:space="preserve">, and Tchébychef proved a more general form</w:delText>
+        </w:r>
+      </w:del>
+      <w:del w:id="90" w:author="PR Preview" w:date="2026-01-01T00:00:00Z">
+        <w:r>
+          <w:delText xml:space="preserve"> </w:delText>
+        </w:r>
+      </w:del>
+      <w:del w:id="91" w:author="PR Preview" w:date="2026-01-01T00:00:00Z">
+        <w:r>
+          <w:delText xml:space="preserve">(Tchébychef 1867)</w:delText>
+        </w:r>
+      </w:del>
+      <w:del w:id="92" w:author="PR Preview" w:date="2026-01-01T00:00:00Z">
+        <w:r>
+          <w:delText xml:space="preserve">.</w:delText>
+        </w:r>
+      </w:del>
+      <w:del w:id="93" w:author="PR Preview" w:date="2026-01-01T00:00:00Z">
+        <w:r>
+          <w:delText xml:space="preserve"> </w:delText>
+        </w:r>
+      </w:del>
+      <w:del w:id="94" w:author="PR Preview" w:date="2026-01-01T00:00:00Z">
+        <w:r>
+          <w:delText xml:space="preserve">A modern treatment is in</w:delText>
+        </w:r>
+      </w:del>
+      <w:del w:id="95" w:author="PR Preview" w:date="2026-01-01T00:00:00Z">
+        <w:r>
+          <w:delText xml:space="preserve"> </w:delText>
+        </w:r>
+      </w:del>
+      <w:del w:id="96" w:author="PR Preview" w:date="2026-01-01T00:00:00Z">
+        <w:r>
+          <w:delText xml:space="preserve">Blitzstein and Hwang (2019)</w:delText>
+        </w:r>
+      </w:del>
+      <w:del w:id="97" w:author="PR Preview" w:date="2026-01-01T00:00:00Z">
+        <w:r>
+          <w:delText xml:space="preserve">.</w:delText>
+        </w:r>
+      </w:del>
+    </w:p>
+    <w:p>
+      <w:pPr>
         <w:pStyle w:val="BodyText"/>
       </w:pPr>
-      <w:ins w:id="83" w:author="PR Preview" w:date="2026-01-01T00:00:00Z">
+      <w:ins w:id="98" w:author="PR Preview" w:date="2026-01-01T00:00:00Z">
         <w:r>
           <w:rPr>
             <w:b/>
@@ -4671,12 +4756,12 @@
           <w:t xml:space="preserve">Example 6 (Crediting Chebyshev’s inequality)</w:t>
         </w:r>
       </w:ins>
-      <w:ins w:id="84" w:author="PR Preview" w:date="2026-01-01T00:00:00Z">
+      <w:ins w:id="99" w:author="PR Preview" w:date="2026-01-01T00:00:00Z">
         <w:r>
           <w:t xml:space="preserve"> </w:t>
         </w:r>
       </w:ins>
-      <w:ins w:id="85" w:author="PR Preview" w:date="2026-01-01T00:00:00Z">
+      <w:ins w:id="100" w:author="PR Preview" w:date="2026-01-01T00:00:00Z">
         <w:r>
           <w:t xml:space="preserve"> </w:t>
         </w:r>
@@ -4686,56 +4771,86 @@
       <w:pPr>
         <w:pStyle w:val="BlockText"/>
       </w:pPr>
-      <w:r>
-        <w:t xml:space="preserve">❌ Chebyshev’s inequality says that …</w:t>
-      </w:r>
+      <w:ins w:id="101" w:author="PR Preview" w:date="2026-01-01T00:00:00Z">
+        <w:r>
+          <w:t xml:space="preserve">❌ Chebyshev’s inequality bounds the probability that …</w:t>
+        </w:r>
+      </w:ins>
     </w:p>
     <w:p>
       <w:pPr>
         <w:pStyle w:val="BlockText"/>
       </w:pPr>
-      <w:r>
-        <w:t xml:space="preserve">✅ Chebyshev’s inequality says that …</w:t>
-      </w:r>
-      <w:r>
-        <w:t xml:space="preserve"> </w:t>
-      </w:r>
-      <w:r>
-        <w:t xml:space="preserve">Bienaymé derived the bound</w:t>
-      </w:r>
-      <w:r>
-        <w:t xml:space="preserve"> </w:t>
-      </w:r>
-      <w:r>
-        <w:t xml:space="preserve">(Bienaymé 1853)</w:t>
-      </w:r>
-      <w:r>
-        <w:t xml:space="preserve">, and Tchébychef proved a more general form</w:t>
-      </w:r>
-      <w:r>
-        <w:t xml:space="preserve"> </w:t>
-      </w:r>
-      <w:r>
-        <w:t xml:space="preserve">(Tchébychef 1867)</w:t>
-      </w:r>
-      <w:r>
-        <w:t xml:space="preserve">.</w:t>
-      </w:r>
-      <w:r>
-        <w:t xml:space="preserve"> </w:t>
-      </w:r>
-      <w:r>
-        <w:t xml:space="preserve">A modern treatment is in</w:t>
-      </w:r>
-      <w:r>
-        <w:t xml:space="preserve"> </w:t>
-      </w:r>
-      <w:r>
-        <w:t xml:space="preserve">Blitzstein and Hwang (2019)</w:t>
-      </w:r>
-      <w:r>
-        <w:t xml:space="preserve">.</w:t>
-      </w:r>
+      <w:ins w:id="102" w:author="PR Preview" w:date="2026-01-01T00:00:00Z">
+        <w:r>
+          <w:t xml:space="preserve">✅ Chebyshev’s inequality bounds the probability that …</w:t>
+        </w:r>
+      </w:ins>
+      <w:ins w:id="103" w:author="PR Preview" w:date="2026-01-01T00:00:00Z">
+        <w:r>
+          <w:t xml:space="preserve"> </w:t>
+        </w:r>
+      </w:ins>
+      <w:ins w:id="104" w:author="PR Preview" w:date="2026-01-01T00:00:00Z">
+        <w:r>
+          <w:t xml:space="preserve">Bienaymé derived the bound</w:t>
+        </w:r>
+      </w:ins>
+      <w:ins w:id="105" w:author="PR Preview" w:date="2026-01-01T00:00:00Z">
+        <w:r>
+          <w:t xml:space="preserve"> </w:t>
+        </w:r>
+      </w:ins>
+      <w:ins w:id="106" w:author="PR Preview" w:date="2026-01-01T00:00:00Z">
+        <w:r>
+          <w:t xml:space="preserve">(Bienaymé 1853)</w:t>
+        </w:r>
+      </w:ins>
+      <w:ins w:id="107" w:author="PR Preview" w:date="2026-01-01T00:00:00Z">
+        <w:r>
+          <w:t xml:space="preserve">, and Tchébychef proved a more general form</w:t>
+        </w:r>
+      </w:ins>
+      <w:ins w:id="108" w:author="PR Preview" w:date="2026-01-01T00:00:00Z">
+        <w:r>
+          <w:t xml:space="preserve"> </w:t>
+        </w:r>
+      </w:ins>
+      <w:ins w:id="109" w:author="PR Preview" w:date="2026-01-01T00:00:00Z">
+        <w:r>
+          <w:t xml:space="preserve">(Tchébychef 1867)</w:t>
+        </w:r>
+      </w:ins>
+      <w:ins w:id="110" w:author="PR Preview" w:date="2026-01-01T00:00:00Z">
+        <w:r>
+          <w:t xml:space="preserve">.</w:t>
+        </w:r>
+      </w:ins>
+      <w:ins w:id="111" w:author="PR Preview" w:date="2026-01-01T00:00:00Z">
+        <w:r>
+          <w:t xml:space="preserve"> </w:t>
+        </w:r>
+      </w:ins>
+      <w:ins w:id="112" w:author="PR Preview" w:date="2026-01-01T00:00:00Z">
+        <w:r>
+          <w:t xml:space="preserve">A modern treatment is in</w:t>
+        </w:r>
+      </w:ins>
+      <w:ins w:id="113" w:author="PR Preview" w:date="2026-01-01T00:00:00Z">
+        <w:r>
+          <w:t xml:space="preserve"> </w:t>
+        </w:r>
+      </w:ins>
+      <w:ins w:id="114" w:author="PR Preview" w:date="2026-01-01T00:00:00Z">
+        <w:r>
+          <w:t xml:space="preserve">Blitzstein and Hwang (2019)</w:t>
+        </w:r>
+      </w:ins>
+      <w:ins w:id="115" w:author="PR Preview" w:date="2026-01-01T00:00:00Z">
+        <w:r>
+          <w:t xml:space="preserve">.</w:t>
+        </w:r>
+      </w:ins>
     </w:p>
     <w:bookmarkEnd w:id="52"/>
     <w:bookmarkEnd w:id="53"/>
